--- a/Documentation/informes/Plan_Iteracion_Sprint10_RespiCare.docx
+++ b/Documentation/informes/Plan_Iteracion_Sprint10_RespiCare.docx
@@ -697,6 +697,98 @@
           <w:sz w:val="24"/>
         </w:rPr>
         <w:t>Entregables de otras iteraciones (Sprint 9 y anteriores ya cerrados; Sprint 11 y posteriores aún no iniciados).</w:t>
+      </w:r>
+    </w:p>
+    <w:p>
+      <w:pPr>
+        <w:jc w:val="both"/>
+      </w:pPr>
+      <w:r>
+        <w:rPr>
+          <w:rFonts w:ascii="Times New Roman" w:hAnsi="Times New Roman" w:cs="Times New Roman"/>
+          <w:b/>
+          <w:i w:val="0"/>
+          <w:sz w:val="24"/>
+        </w:rPr>
+        <w:t>Requerimientos Funcionales relacionados</w:t>
+      </w:r>
+      <w:r>
+        <w:rPr>
+          <w:rFonts w:ascii="Times New Roman" w:hAnsi="Times New Roman" w:cs="Times New Roman"/>
+          <w:b w:val="0"/>
+          <w:i w:val="0"/>
+          <w:sz w:val="24"/>
+        </w:rPr>
+        <w:t xml:space="preserve"> (Documentation/trazabilidad/Matriz_Trazabilidad_RespiCare.xlsx):</w:t>
+      </w:r>
+    </w:p>
+    <w:p>
+      <w:pPr>
+        <w:pStyle w:val="ListBullet"/>
+      </w:pPr>
+      <w:r>
+        <w:rPr>
+          <w:rFonts w:ascii="Times New Roman" w:hAnsi="Times New Roman" w:cs="Times New Roman"/>
+          <w:b/>
+          <w:i w:val="0"/>
+          <w:sz w:val="24"/>
+        </w:rPr>
+        <w:t>RF-008</w:t>
+      </w:r>
+      <w:r>
+        <w:rPr>
+          <w:rFonts w:ascii="Times New Roman" w:hAnsi="Times New Roman" w:cs="Times New Roman"/>
+          <w:b w:val="0"/>
+          <w:i w:val="0"/>
+          <w:sz w:val="24"/>
+        </w:rPr>
+        <w:t>: Historial clínico electrónico — extensión — interoperabilidad HL7/FHIR</w:t>
+      </w:r>
+    </w:p>
+    <w:p>
+      <w:pPr>
+        <w:jc w:val="both"/>
+      </w:pPr>
+      <w:r>
+        <w:rPr>
+          <w:rFonts w:ascii="Times New Roman" w:hAnsi="Times New Roman" w:cs="Times New Roman"/>
+          <w:b/>
+          <w:i w:val="0"/>
+          <w:sz w:val="24"/>
+        </w:rPr>
+        <w:t>Requerimientos No Funcionales relacionados</w:t>
+      </w:r>
+      <w:r>
+        <w:rPr>
+          <w:rFonts w:ascii="Times New Roman" w:hAnsi="Times New Roman" w:cs="Times New Roman"/>
+          <w:b w:val="0"/>
+          <w:i w:val="0"/>
+          <w:sz w:val="24"/>
+        </w:rPr>
+        <w:t xml:space="preserve"> (FD03-EPIS-Informe SRS de Proyecto.docx, Cuadro de Requerimientos No Funcionales):</w:t>
+      </w:r>
+    </w:p>
+    <w:p>
+      <w:pPr>
+        <w:pStyle w:val="ListBullet"/>
+      </w:pPr>
+      <w:r>
+        <w:rPr>
+          <w:rFonts w:ascii="Times New Roman" w:hAnsi="Times New Roman" w:cs="Times New Roman"/>
+          <w:b/>
+          <w:i w:val="0"/>
+          <w:sz w:val="24"/>
+        </w:rPr>
+        <w:t>RNF-008</w:t>
+      </w:r>
+      <w:r>
+        <w:rPr>
+          <w:rFonts w:ascii="Times New Roman" w:hAnsi="Times New Roman" w:cs="Times New Roman"/>
+          <w:b w:val="0"/>
+          <w:i w:val="0"/>
+          <w:sz w:val="24"/>
+        </w:rPr>
+        <w:t>: Interoperabilidad</w:t>
       </w:r>
     </w:p>
     <w:p>
@@ -2753,6 +2845,488 @@
     <w:p/>
     <w:p>
       <w:pPr>
+        <w:jc w:val="both"/>
+      </w:pPr>
+      <w:r>
+        <w:rPr>
+          <w:rFonts w:ascii="Times New Roman" w:hAnsi="Times New Roman" w:cs="Times New Roman"/>
+          <w:b/>
+          <w:i w:val="0"/>
+          <w:sz w:val="24"/>
+        </w:rPr>
+        <w:t>Evidencia de código (extractos reales verificados del repositorio):</w:t>
+      </w:r>
+    </w:p>
+    <w:p>
+      <w:pPr>
+        <w:jc w:val="both"/>
+      </w:pPr>
+      <w:r>
+        <w:rPr>
+          <w:rFonts w:ascii="Times New Roman" w:hAnsi="Times New Roman" w:cs="Times New Roman"/>
+          <w:b w:val="0"/>
+          <w:i/>
+          <w:sz w:val="24"/>
+        </w:rPr>
+        <w:t>Entregable: Servicio fhirService.ts con cliente Axios configurable</w:t>
+      </w:r>
+    </w:p>
+    <w:p>
+      <w:pPr>
+        <w:jc w:val="both"/>
+      </w:pPr>
+      <w:r>
+        <w:rPr>
+          <w:rFonts w:ascii="Consolas" w:hAnsi="Consolas" w:cs="Consolas"/>
+          <w:b w:val="0"/>
+          <w:i w:val="0"/>
+          <w:sz w:val="18"/>
+        </w:rPr>
+        <w:t>backend/src/services/fhirService.ts</w:t>
+      </w:r>
+      <w:r>
+        <w:rPr>
+          <w:rFonts w:ascii="Times New Roman" w:hAnsi="Times New Roman" w:cs="Times New Roman"/>
+          <w:b w:val="0"/>
+          <w:i w:val="0"/>
+          <w:sz w:val="24"/>
+        </w:rPr>
+        <w:t xml:space="preserve"> (líneas 108-117):</w:t>
+      </w:r>
+    </w:p>
+    <w:p>
+      <w:pPr>
+        <w:spacing w:after="0" w:before="0"/>
+      </w:pPr>
+      <w:r>
+        <w:rPr>
+          <w:rFonts w:ascii="Consolas" w:hAnsi="Consolas" w:cs="Consolas"/>
+          <w:b w:val="0"/>
+          <w:i w:val="0"/>
+          <w:sz w:val="18"/>
+        </w:rPr>
+        <w:t>async createResource&lt;T extends FhirResource&gt;(resource: T): Promise&lt;T&gt; {</w:t>
+      </w:r>
+    </w:p>
+    <w:p>
+      <w:pPr>
+        <w:spacing w:after="0" w:before="0"/>
+      </w:pPr>
+      <w:r>
+        <w:rPr>
+          <w:rFonts w:ascii="Consolas" w:hAnsi="Consolas" w:cs="Consolas"/>
+          <w:b w:val="0"/>
+          <w:i w:val="0"/>
+          <w:sz w:val="18"/>
+        </w:rPr>
+        <w:t xml:space="preserve">  if (this.stubExternalCalls) {</w:t>
+      </w:r>
+    </w:p>
+    <w:p>
+      <w:pPr>
+        <w:spacing w:after="0" w:before="0"/>
+      </w:pPr>
+      <w:r>
+        <w:rPr>
+          <w:rFonts w:ascii="Consolas" w:hAnsi="Consolas" w:cs="Consolas"/>
+          <w:b w:val="0"/>
+          <w:i w:val="0"/>
+          <w:sz w:val="18"/>
+        </w:rPr>
+        <w:t xml:space="preserve">    // Skip external FHIR server call in tests; return the decorated resource with a stub id.</w:t>
+      </w:r>
+    </w:p>
+    <w:p>
+      <w:pPr>
+        <w:spacing w:after="0" w:before="0"/>
+      </w:pPr>
+      <w:r>
+        <w:rPr>
+          <w:rFonts w:ascii="Consolas" w:hAnsi="Consolas" w:cs="Consolas"/>
+          <w:b w:val="0"/>
+          <w:i w:val="0"/>
+          <w:sz w:val="18"/>
+        </w:rPr>
+        <w:t xml:space="preserve">    return {</w:t>
+      </w:r>
+    </w:p>
+    <w:p>
+      <w:pPr>
+        <w:spacing w:after="0" w:before="0"/>
+      </w:pPr>
+      <w:r>
+        <w:rPr>
+          <w:rFonts w:ascii="Consolas" w:hAnsi="Consolas" w:cs="Consolas"/>
+          <w:b w:val="0"/>
+          <w:i w:val="0"/>
+          <w:sz w:val="18"/>
+        </w:rPr>
+        <w:t xml:space="preserve">      ...this.decorateResource(resource),</w:t>
+      </w:r>
+    </w:p>
+    <w:p>
+      <w:pPr>
+        <w:spacing w:after="0" w:before="0"/>
+      </w:pPr>
+      <w:r>
+        <w:rPr>
+          <w:rFonts w:ascii="Consolas" w:hAnsi="Consolas" w:cs="Consolas"/>
+          <w:b w:val="0"/>
+          <w:i w:val="0"/>
+          <w:sz w:val="18"/>
+        </w:rPr>
+        <w:t xml:space="preserve">      id: (resource as any).id ?? `test-${Date.now()}`,</w:t>
+      </w:r>
+    </w:p>
+    <w:p>
+      <w:pPr>
+        <w:spacing w:after="0" w:before="0"/>
+      </w:pPr>
+      <w:r>
+        <w:rPr>
+          <w:rFonts w:ascii="Consolas" w:hAnsi="Consolas" w:cs="Consolas"/>
+          <w:b w:val="0"/>
+          <w:i w:val="0"/>
+          <w:sz w:val="18"/>
+        </w:rPr>
+        <w:t xml:space="preserve">    } as T;</w:t>
+      </w:r>
+    </w:p>
+    <w:p>
+      <w:pPr>
+        <w:spacing w:after="0" w:before="0"/>
+      </w:pPr>
+      <w:r>
+        <w:rPr>
+          <w:rFonts w:ascii="Consolas" w:hAnsi="Consolas" w:cs="Consolas"/>
+          <w:b w:val="0"/>
+          <w:i w:val="0"/>
+          <w:sz w:val="18"/>
+        </w:rPr>
+        <w:t xml:space="preserve">  }</w:t>
+      </w:r>
+    </w:p>
+    <w:p>
+      <w:pPr>
+        <w:spacing w:after="0" w:before="0"/>
+      </w:pPr>
+      <w:r>
+        <w:rPr>
+          <w:rFonts w:ascii="Consolas" w:hAnsi="Consolas" w:cs="Consolas"/>
+          <w:b w:val="0"/>
+          <w:i w:val="0"/>
+          <w:sz w:val="18"/>
+        </w:rPr>
+        <w:t xml:space="preserve">  const response = await this.client.post&lt;T&gt;('/', this.decorateResource(resource));</w:t>
+      </w:r>
+    </w:p>
+    <w:p>
+      <w:pPr>
+        <w:spacing w:after="0" w:before="0"/>
+      </w:pPr>
+      <w:r>
+        <w:rPr>
+          <w:rFonts w:ascii="Consolas" w:hAnsi="Consolas" w:cs="Consolas"/>
+          <w:b w:val="0"/>
+          <w:i w:val="0"/>
+          <w:sz w:val="18"/>
+        </w:rPr>
+        <w:t xml:space="preserve">  return response.data;</w:t>
+      </w:r>
+    </w:p>
+    <w:p>
+      <w:pPr>
+        <w:spacing w:after="0" w:before="0"/>
+      </w:pPr>
+      <w:r>
+        <w:rPr>
+          <w:rFonts w:ascii="Consolas" w:hAnsi="Consolas" w:cs="Consolas"/>
+          <w:b w:val="0"/>
+          <w:i w:val="0"/>
+          <w:sz w:val="18"/>
+        </w:rPr>
+        <w:t>}</w:t>
+      </w:r>
+    </w:p>
+    <w:p/>
+    <w:p>
+      <w:pPr>
+        <w:jc w:val="both"/>
+      </w:pPr>
+      <w:r>
+        <w:rPr>
+          <w:rFonts w:ascii="Times New Roman" w:hAnsi="Times New Roman" w:cs="Times New Roman"/>
+          <w:b w:val="0"/>
+          <w:i/>
+          <w:sz w:val="24"/>
+        </w:rPr>
+        <w:t>Entregable: Parser HL7 v2/v3 (hl7Parser.ts)</w:t>
+      </w:r>
+    </w:p>
+    <w:p>
+      <w:pPr>
+        <w:jc w:val="both"/>
+      </w:pPr>
+      <w:r>
+        <w:rPr>
+          <w:rFonts w:ascii="Consolas" w:hAnsi="Consolas" w:cs="Consolas"/>
+          <w:b w:val="0"/>
+          <w:i w:val="0"/>
+          <w:sz w:val="18"/>
+        </w:rPr>
+        <w:t>backend/src/utils/hl7Parser.ts</w:t>
+      </w:r>
+      <w:r>
+        <w:rPr>
+          <w:rFonts w:ascii="Times New Roman" w:hAnsi="Times New Roman" w:cs="Times New Roman"/>
+          <w:b w:val="0"/>
+          <w:i w:val="0"/>
+          <w:sz w:val="24"/>
+        </w:rPr>
+        <w:t xml:space="preserve"> (líneas 17-31):</w:t>
+      </w:r>
+    </w:p>
+    <w:p>
+      <w:pPr>
+        <w:spacing w:after="0" w:before="0"/>
+      </w:pPr>
+      <w:r>
+        <w:rPr>
+          <w:rFonts w:ascii="Consolas" w:hAnsi="Consolas" w:cs="Consolas"/>
+          <w:b w:val="0"/>
+          <w:i w:val="0"/>
+          <w:sz w:val="18"/>
+        </w:rPr>
+        <w:t>export function parseHl7Message(message: string): Hl7Message {</w:t>
+      </w:r>
+    </w:p>
+    <w:p>
+      <w:pPr>
+        <w:spacing w:after="0" w:before="0"/>
+      </w:pPr>
+      <w:r>
+        <w:rPr>
+          <w:rFonts w:ascii="Consolas" w:hAnsi="Consolas" w:cs="Consolas"/>
+          <w:b w:val="0"/>
+          <w:i w:val="0"/>
+          <w:sz w:val="18"/>
+        </w:rPr>
+        <w:t xml:space="preserve">  const segments: Hl7Segment[] = message</w:t>
+      </w:r>
+    </w:p>
+    <w:p>
+      <w:pPr>
+        <w:spacing w:after="0" w:before="0"/>
+      </w:pPr>
+      <w:r>
+        <w:rPr>
+          <w:rFonts w:ascii="Consolas" w:hAnsi="Consolas" w:cs="Consolas"/>
+          <w:b w:val="0"/>
+          <w:i w:val="0"/>
+          <w:sz w:val="18"/>
+        </w:rPr>
+        <w:t xml:space="preserve">    .split(/\r\n|\n|\r/)</w:t>
+      </w:r>
+    </w:p>
+    <w:p>
+      <w:pPr>
+        <w:spacing w:after="0" w:before="0"/>
+      </w:pPr>
+      <w:r>
+        <w:rPr>
+          <w:rFonts w:ascii="Consolas" w:hAnsi="Consolas" w:cs="Consolas"/>
+          <w:b w:val="0"/>
+          <w:i w:val="0"/>
+          <w:sz w:val="18"/>
+        </w:rPr>
+        <w:t xml:space="preserve">    .map((line) =&gt; line.trim())</w:t>
+      </w:r>
+    </w:p>
+    <w:p>
+      <w:pPr>
+        <w:spacing w:after="0" w:before="0"/>
+      </w:pPr>
+      <w:r>
+        <w:rPr>
+          <w:rFonts w:ascii="Consolas" w:hAnsi="Consolas" w:cs="Consolas"/>
+          <w:b w:val="0"/>
+          <w:i w:val="0"/>
+          <w:sz w:val="18"/>
+        </w:rPr>
+        <w:t xml:space="preserve">    .filter((line) =&gt; line.length &gt; 0)</w:t>
+      </w:r>
+    </w:p>
+    <w:p>
+      <w:pPr>
+        <w:spacing w:after="0" w:before="0"/>
+      </w:pPr>
+      <w:r>
+        <w:rPr>
+          <w:rFonts w:ascii="Consolas" w:hAnsi="Consolas" w:cs="Consolas"/>
+          <w:b w:val="0"/>
+          <w:i w:val="0"/>
+          <w:sz w:val="18"/>
+        </w:rPr>
+        <w:t xml:space="preserve">    .map((line) =&gt; {</w:t>
+      </w:r>
+    </w:p>
+    <w:p>
+      <w:pPr>
+        <w:spacing w:after="0" w:before="0"/>
+      </w:pPr>
+      <w:r>
+        <w:rPr>
+          <w:rFonts w:ascii="Consolas" w:hAnsi="Consolas" w:cs="Consolas"/>
+          <w:b w:val="0"/>
+          <w:i w:val="0"/>
+          <w:sz w:val="18"/>
+        </w:rPr>
+        <w:t xml:space="preserve">      const [name, ...fields] = line.split('|');</w:t>
+      </w:r>
+    </w:p>
+    <w:p>
+      <w:pPr>
+        <w:spacing w:after="0" w:before="0"/>
+      </w:pPr>
+      <w:r>
+        <w:rPr>
+          <w:rFonts w:ascii="Consolas" w:hAnsi="Consolas" w:cs="Consolas"/>
+          <w:b w:val="0"/>
+          <w:i w:val="0"/>
+          <w:sz w:val="18"/>
+        </w:rPr>
+        <w:t xml:space="preserve">      return { name, fields };</w:t>
+      </w:r>
+    </w:p>
+    <w:p>
+      <w:pPr>
+        <w:spacing w:after="0" w:before="0"/>
+      </w:pPr>
+      <w:r>
+        <w:rPr>
+          <w:rFonts w:ascii="Consolas" w:hAnsi="Consolas" w:cs="Consolas"/>
+          <w:b w:val="0"/>
+          <w:i w:val="0"/>
+          <w:sz w:val="18"/>
+        </w:rPr>
+        <w:t xml:space="preserve">    });</w:t>
+      </w:r>
+    </w:p>
+    <w:p>
+      <w:pPr>
+        <w:spacing w:after="0" w:before="0"/>
+      </w:pPr>
+      <w:r>
+        <w:rPr>
+          <w:rFonts w:ascii="Consolas" w:hAnsi="Consolas" w:cs="Consolas"/>
+          <w:b w:val="0"/>
+          <w:i w:val="0"/>
+          <w:sz w:val="18"/>
+        </w:rPr>
+        <w:t xml:space="preserve"> </w:t>
+      </w:r>
+    </w:p>
+    <w:p>
+      <w:pPr>
+        <w:spacing w:after="0" w:before="0"/>
+      </w:pPr>
+      <w:r>
+        <w:rPr>
+          <w:rFonts w:ascii="Consolas" w:hAnsi="Consolas" w:cs="Consolas"/>
+          <w:b w:val="0"/>
+          <w:i w:val="0"/>
+          <w:sz w:val="18"/>
+        </w:rPr>
+        <w:t xml:space="preserve">  const header = segments.find((segment) =&gt; segment.name === 'MSH') ?? null;</w:t>
+      </w:r>
+    </w:p>
+    <w:p>
+      <w:pPr>
+        <w:spacing w:after="0" w:before="0"/>
+      </w:pPr>
+      <w:r>
+        <w:rPr>
+          <w:rFonts w:ascii="Consolas" w:hAnsi="Consolas" w:cs="Consolas"/>
+          <w:b w:val="0"/>
+          <w:i w:val="0"/>
+          <w:sz w:val="18"/>
+        </w:rPr>
+        <w:t xml:space="preserve"> </w:t>
+      </w:r>
+    </w:p>
+    <w:p>
+      <w:pPr>
+        <w:spacing w:after="0" w:before="0"/>
+      </w:pPr>
+      <w:r>
+        <w:rPr>
+          <w:rFonts w:ascii="Consolas" w:hAnsi="Consolas" w:cs="Consolas"/>
+          <w:b w:val="0"/>
+          <w:i w:val="0"/>
+          <w:sz w:val="18"/>
+        </w:rPr>
+        <w:t xml:space="preserve">  return {</w:t>
+      </w:r>
+    </w:p>
+    <w:p>
+      <w:pPr>
+        <w:spacing w:after="0" w:before="0"/>
+      </w:pPr>
+      <w:r>
+        <w:rPr>
+          <w:rFonts w:ascii="Consolas" w:hAnsi="Consolas" w:cs="Consolas"/>
+          <w:b w:val="0"/>
+          <w:i w:val="0"/>
+          <w:sz w:val="18"/>
+        </w:rPr>
+        <w:t xml:space="preserve">    header,</w:t>
+      </w:r>
+    </w:p>
+    <w:p>
+      <w:pPr>
+        <w:spacing w:after="0" w:before="0"/>
+      </w:pPr>
+      <w:r>
+        <w:rPr>
+          <w:rFonts w:ascii="Consolas" w:hAnsi="Consolas" w:cs="Consolas"/>
+          <w:b w:val="0"/>
+          <w:i w:val="0"/>
+          <w:sz w:val="18"/>
+        </w:rPr>
+        <w:t xml:space="preserve">    segments,</w:t>
+      </w:r>
+    </w:p>
+    <w:p>
+      <w:pPr>
+        <w:spacing w:after="0" w:before="0"/>
+      </w:pPr>
+      <w:r>
+        <w:rPr>
+          <w:rFonts w:ascii="Consolas" w:hAnsi="Consolas" w:cs="Consolas"/>
+          <w:b w:val="0"/>
+          <w:i w:val="0"/>
+          <w:sz w:val="18"/>
+        </w:rPr>
+        <w:t xml:space="preserve">  };</w:t>
+      </w:r>
+    </w:p>
+    <w:p>
+      <w:pPr>
+        <w:spacing w:after="0" w:before="0"/>
+      </w:pPr>
+      <w:r>
+        <w:rPr>
+          <w:rFonts w:ascii="Consolas" w:hAnsi="Consolas" w:cs="Consolas"/>
+          <w:b w:val="0"/>
+          <w:i w:val="0"/>
+          <w:sz w:val="18"/>
+        </w:rPr>
+        <w:t>}</w:t>
+      </w:r>
+    </w:p>
+    <w:p/>
+    <w:p>
+      <w:pPr>
         <w:spacing w:before="240" w:after="120"/>
       </w:pPr>
       <w:r>
